--- a/assets/reference-paper.docx
+++ b/assets/reference-paper.docx
@@ -314,6 +314,8 @@
       </w:r>
     </w:p>
     <w:sectPr>
+      <w:pgSz w:w="11906" w:h="16838"/>
+      <w:pgMar w:top="1417" w:right="1417" w:bottom="1417" w:left="1417" w:header="708" w:footer="708" w:gutter="0"/>
       <w:footnotePr>
         <w:numRestart w:val="eachSect"/>
       </w:footnotePr>
@@ -493,7 +495,7 @@
     </w:rPrDefault>
     <w:pPrDefault>
       <w:pPr>
-        <w:spacing w:after="200"/>
+        <w:spacing w:after="120"/>
       </w:pPr>
     </w:pPrDefault>
   </w:docDefaults>
